--- a/documentation/user_guides/individual_programs/pop_click_remover/Pop_Click_Remover_User_Guide.docx
+++ b/documentation/user_guides/individual_programs/pop_click_remover/Pop_Click_Remover_User_Guide.docx
@@ -376,7 +376,7 @@
     </w:p>
     <w:p>
       <w:r>
-        <w:t>Processing displays four worker slots, progress, succeeded/skipped/error counts, and per-file messages. Results reports total, succeeded, skipped, errors, and elapsed time. The Results tab can open the log and source folder and audition original versus repaired audio for a successful live run.</w:t>
+        <w:t>Processing displays one worker slot per logical CPU (at most eight), progress, succeeded/skipped/error counts, and per-file messages. Results reports total, succeeded, skipped, errors, and elapsed time. The Results tab can open the log and source folder and audition original versus repaired audio for a successful live run.</w:t>
       </w:r>
     </w:p>
     <w:p>
